--- a/Unsupervised learning/Unsupervised learning.docx
+++ b/Unsupervised learning/Unsupervised learning.docx
@@ -269,9 +269,9 @@
     <w:p>
       <w:r>
         <w:drawing>
-          <wp:inline distT="0" distB="0" distL="0" distR="0" wp14:anchorId="3B60D7B2" wp14:editId="1930852E">
-            <wp:extent cx="5731510" cy="6832600"/>
-            <wp:effectExtent l="0" t="0" r="2540" b="6350"/>
+          <wp:inline distT="0" distB="0" distL="0" distR="0" wp14:anchorId="3B60D7B2" wp14:editId="22611848">
+            <wp:extent cx="5377286" cy="6410325"/>
+            <wp:effectExtent l="0" t="0" r="0" b="0"/>
             <wp:docPr id="1466693823" name="Picture 1"/>
             <wp:cNvGraphicFramePr>
               <a:graphicFrameLocks xmlns:a="http://schemas.openxmlformats.org/drawingml/2006/main" noChangeAspect="1"/>
@@ -292,7 +292,7 @@
                   <pic:spPr>
                     <a:xfrm>
                       <a:off x="0" y="0"/>
-                      <a:ext cx="5731510" cy="6832600"/>
+                      <a:ext cx="5381585" cy="6415450"/>
                     </a:xfrm>
                     <a:prstGeom prst="rect">
                       <a:avLst/>
@@ -347,9 +347,48 @@
     <w:p>
       <w:r>
         <w:drawing>
-          <wp:inline distT="0" distB="0" distL="0" distR="0" wp14:anchorId="63FA5AF6" wp14:editId="16806E3B">
-            <wp:extent cx="5391902" cy="5839640"/>
-            <wp:effectExtent l="0" t="0" r="0" b="8890"/>
+          <wp:inline distT="0" distB="0" distL="0" distR="0" wp14:anchorId="465BB01D" wp14:editId="46802885">
+            <wp:extent cx="2762636" cy="219106"/>
+            <wp:effectExtent l="0" t="0" r="0" b="9525"/>
+            <wp:docPr id="1416582405" name="Picture 1"/>
+            <wp:cNvGraphicFramePr>
+              <a:graphicFrameLocks xmlns:a="http://schemas.openxmlformats.org/drawingml/2006/main" noChangeAspect="1"/>
+            </wp:cNvGraphicFramePr>
+            <a:graphic xmlns:a="http://schemas.openxmlformats.org/drawingml/2006/main">
+              <a:graphicData uri="http://schemas.openxmlformats.org/drawingml/2006/picture">
+                <pic:pic xmlns:pic="http://schemas.openxmlformats.org/drawingml/2006/picture">
+                  <pic:nvPicPr>
+                    <pic:cNvPr id="1416582405" name=""/>
+                    <pic:cNvPicPr/>
+                  </pic:nvPicPr>
+                  <pic:blipFill>
+                    <a:blip r:embed="rId12"/>
+                    <a:stretch>
+                      <a:fillRect/>
+                    </a:stretch>
+                  </pic:blipFill>
+                  <pic:spPr>
+                    <a:xfrm>
+                      <a:off x="0" y="0"/>
+                      <a:ext cx="2762636" cy="219106"/>
+                    </a:xfrm>
+                    <a:prstGeom prst="rect">
+                      <a:avLst/>
+                    </a:prstGeom>
+                  </pic:spPr>
+                </pic:pic>
+              </a:graphicData>
+            </a:graphic>
+          </wp:inline>
+        </w:drawing>
+      </w:r>
+    </w:p>
+    <w:p>
+      <w:r>
+        <w:drawing>
+          <wp:inline distT="0" distB="0" distL="0" distR="0" wp14:anchorId="63FA5AF6" wp14:editId="1943AF3C">
+            <wp:extent cx="4683805" cy="5072743"/>
+            <wp:effectExtent l="0" t="0" r="2540" b="0"/>
             <wp:docPr id="265142216" name="Picture 1"/>
             <wp:cNvGraphicFramePr>
               <a:graphicFrameLocks xmlns:a="http://schemas.openxmlformats.org/drawingml/2006/main" noChangeAspect="1"/>
@@ -362,33 +401,33 @@
                     <pic:cNvPicPr/>
                   </pic:nvPicPr>
                   <pic:blipFill>
-                    <a:blip r:embed="rId12"/>
-                    <a:stretch>
-                      <a:fillRect/>
-                    </a:stretch>
-                  </pic:blipFill>
-                  <pic:spPr>
-                    <a:xfrm>
-                      <a:off x="0" y="0"/>
-                      <a:ext cx="5391902" cy="5839640"/>
-                    </a:xfrm>
-                    <a:prstGeom prst="rect">
-                      <a:avLst/>
-                    </a:prstGeom>
-                  </pic:spPr>
-                </pic:pic>
-              </a:graphicData>
-            </a:graphic>
-          </wp:inline>
-        </w:drawing>
-      </w:r>
-    </w:p>
-    <w:p>
-      <w:r>
-        <w:drawing>
-          <wp:inline distT="0" distB="0" distL="0" distR="0" wp14:anchorId="6B7CB30B" wp14:editId="70D73509">
-            <wp:extent cx="5731510" cy="2879090"/>
-            <wp:effectExtent l="0" t="0" r="2540" b="0"/>
+                    <a:blip r:embed="rId13"/>
+                    <a:stretch>
+                      <a:fillRect/>
+                    </a:stretch>
+                  </pic:blipFill>
+                  <pic:spPr>
+                    <a:xfrm>
+                      <a:off x="0" y="0"/>
+                      <a:ext cx="4691903" cy="5081514"/>
+                    </a:xfrm>
+                    <a:prstGeom prst="rect">
+                      <a:avLst/>
+                    </a:prstGeom>
+                  </pic:spPr>
+                </pic:pic>
+              </a:graphicData>
+            </a:graphic>
+          </wp:inline>
+        </w:drawing>
+      </w:r>
+    </w:p>
+    <w:p>
+      <w:r>
+        <w:drawing>
+          <wp:inline distT="0" distB="0" distL="0" distR="0" wp14:anchorId="6B7CB30B" wp14:editId="5718FCF3">
+            <wp:extent cx="4702518" cy="2362200"/>
+            <wp:effectExtent l="0" t="0" r="3175" b="0"/>
             <wp:docPr id="1185853328" name="Picture 1"/>
             <wp:cNvGraphicFramePr>
               <a:graphicFrameLocks xmlns:a="http://schemas.openxmlformats.org/drawingml/2006/main" noChangeAspect="1"/>
@@ -401,33 +440,33 @@
                     <pic:cNvPicPr/>
                   </pic:nvPicPr>
                   <pic:blipFill>
-                    <a:blip r:embed="rId13"/>
-                    <a:stretch>
-                      <a:fillRect/>
-                    </a:stretch>
-                  </pic:blipFill>
-                  <pic:spPr>
-                    <a:xfrm>
-                      <a:off x="0" y="0"/>
-                      <a:ext cx="5731510" cy="2879090"/>
-                    </a:xfrm>
-                    <a:prstGeom prst="rect">
-                      <a:avLst/>
-                    </a:prstGeom>
-                  </pic:spPr>
-                </pic:pic>
-              </a:graphicData>
-            </a:graphic>
-          </wp:inline>
-        </w:drawing>
-      </w:r>
-    </w:p>
-    <w:p>
-      <w:r>
-        <w:drawing>
-          <wp:inline distT="0" distB="0" distL="0" distR="0" wp14:anchorId="5BC19552" wp14:editId="2FEA63AB">
-            <wp:extent cx="5731510" cy="989330"/>
-            <wp:effectExtent l="0" t="0" r="2540" b="1270"/>
+                    <a:blip r:embed="rId14"/>
+                    <a:stretch>
+                      <a:fillRect/>
+                    </a:stretch>
+                  </pic:blipFill>
+                  <pic:spPr>
+                    <a:xfrm>
+                      <a:off x="0" y="0"/>
+                      <a:ext cx="4725918" cy="2373954"/>
+                    </a:xfrm>
+                    <a:prstGeom prst="rect">
+                      <a:avLst/>
+                    </a:prstGeom>
+                  </pic:spPr>
+                </pic:pic>
+              </a:graphicData>
+            </a:graphic>
+          </wp:inline>
+        </w:drawing>
+      </w:r>
+    </w:p>
+    <w:p>
+      <w:r>
+        <w:drawing>
+          <wp:inline distT="0" distB="0" distL="0" distR="0" wp14:anchorId="5BC19552" wp14:editId="7A25C1E0">
+            <wp:extent cx="6432578" cy="1110343"/>
+            <wp:effectExtent l="0" t="0" r="6350" b="0"/>
             <wp:docPr id="1899118141" name="Picture 1"/>
             <wp:cNvGraphicFramePr>
               <a:graphicFrameLocks xmlns:a="http://schemas.openxmlformats.org/drawingml/2006/main" noChangeAspect="1"/>
@@ -440,15 +479,15 @@
                     <pic:cNvPicPr/>
                   </pic:nvPicPr>
                   <pic:blipFill>
-                    <a:blip r:embed="rId14"/>
-                    <a:stretch>
-                      <a:fillRect/>
-                    </a:stretch>
-                  </pic:blipFill>
-                  <pic:spPr>
-                    <a:xfrm>
-                      <a:off x="0" y="0"/>
-                      <a:ext cx="5731510" cy="989330"/>
+                    <a:blip r:embed="rId15"/>
+                    <a:stretch>
+                      <a:fillRect/>
+                    </a:stretch>
+                  </pic:blipFill>
+                  <pic:spPr>
+                    <a:xfrm>
+                      <a:off x="0" y="0"/>
+                      <a:ext cx="6463704" cy="1115716"/>
                     </a:xfrm>
                     <a:prstGeom prst="rect">
                       <a:avLst/>
@@ -479,7 +518,7 @@
                     <pic:cNvPicPr/>
                   </pic:nvPicPr>
                   <pic:blipFill>
-                    <a:blip r:embed="rId15"/>
+                    <a:blip r:embed="rId16"/>
                     <a:stretch>
                       <a:fillRect/>
                     </a:stretch>
@@ -518,7 +557,7 @@
                     <pic:cNvPicPr/>
                   </pic:nvPicPr>
                   <pic:blipFill>
-                    <a:blip r:embed="rId16"/>
+                    <a:blip r:embed="rId17"/>
                     <a:stretch>
                       <a:fillRect/>
                     </a:stretch>
@@ -542,42 +581,185 @@
     <w:p>
       <w:r>
         <w:drawing>
-          <wp:inline distT="0" distB="0" distL="0" distR="0" wp14:anchorId="5DD12DE6" wp14:editId="16448E27">
-            <wp:extent cx="5323114" cy="2519426"/>
+          <wp:inline distT="0" distB="0" distL="0" distR="0" wp14:anchorId="5DD12DE6" wp14:editId="587018DB">
+            <wp:extent cx="4775200" cy="2260099"/>
+            <wp:effectExtent l="0" t="0" r="6350" b="6985"/>
+            <wp:docPr id="97834074" name="Picture 1"/>
+            <wp:cNvGraphicFramePr>
+              <a:graphicFrameLocks xmlns:a="http://schemas.openxmlformats.org/drawingml/2006/main" noChangeAspect="1"/>
+            </wp:cNvGraphicFramePr>
+            <a:graphic xmlns:a="http://schemas.openxmlformats.org/drawingml/2006/main">
+              <a:graphicData uri="http://schemas.openxmlformats.org/drawingml/2006/picture">
+                <pic:pic xmlns:pic="http://schemas.openxmlformats.org/drawingml/2006/picture">
+                  <pic:nvPicPr>
+                    <pic:cNvPr id="97834074" name=""/>
+                    <pic:cNvPicPr/>
+                  </pic:nvPicPr>
+                  <pic:blipFill>
+                    <a:blip r:embed="rId18"/>
+                    <a:stretch>
+                      <a:fillRect/>
+                    </a:stretch>
+                  </pic:blipFill>
+                  <pic:spPr>
+                    <a:xfrm>
+                      <a:off x="0" y="0"/>
+                      <a:ext cx="4792309" cy="2268196"/>
+                    </a:xfrm>
+                    <a:prstGeom prst="rect">
+                      <a:avLst/>
+                    </a:prstGeom>
+                  </pic:spPr>
+                </pic:pic>
+              </a:graphicData>
+            </a:graphic>
+          </wp:inline>
+        </w:drawing>
+      </w:r>
+    </w:p>
+    <w:p>
+      <w:r>
+        <w:drawing>
+          <wp:inline distT="0" distB="0" distL="0" distR="0" wp14:anchorId="416C8E06" wp14:editId="373DF2FD">
+            <wp:extent cx="2226733" cy="237039"/>
+            <wp:effectExtent l="0" t="0" r="2540" b="0"/>
+            <wp:docPr id="444691458" name="Picture 1"/>
+            <wp:cNvGraphicFramePr>
+              <a:graphicFrameLocks xmlns:a="http://schemas.openxmlformats.org/drawingml/2006/main" noChangeAspect="1"/>
+            </wp:cNvGraphicFramePr>
+            <a:graphic xmlns:a="http://schemas.openxmlformats.org/drawingml/2006/main">
+              <a:graphicData uri="http://schemas.openxmlformats.org/drawingml/2006/picture">
+                <pic:pic xmlns:pic="http://schemas.openxmlformats.org/drawingml/2006/picture">
+                  <pic:nvPicPr>
+                    <pic:cNvPr id="444691458" name=""/>
+                    <pic:cNvPicPr/>
+                  </pic:nvPicPr>
+                  <pic:blipFill>
+                    <a:blip r:embed="rId19"/>
+                    <a:stretch>
+                      <a:fillRect/>
+                    </a:stretch>
+                  </pic:blipFill>
+                  <pic:spPr>
+                    <a:xfrm>
+                      <a:off x="0" y="0"/>
+                      <a:ext cx="2314757" cy="246409"/>
+                    </a:xfrm>
+                    <a:prstGeom prst="rect">
+                      <a:avLst/>
+                    </a:prstGeom>
+                  </pic:spPr>
+                </pic:pic>
+              </a:graphicData>
+            </a:graphic>
+          </wp:inline>
+        </w:drawing>
+      </w:r>
+    </w:p>
+    <w:p>
+      <w:r>
+        <w:drawing>
+          <wp:inline distT="0" distB="0" distL="0" distR="0" wp14:anchorId="7326133E" wp14:editId="4D80E9E9">
+            <wp:extent cx="3014133" cy="195511"/>
             <wp:effectExtent l="0" t="0" r="0" b="0"/>
-            <wp:docPr id="97834074" name="Picture 1"/>
-            <wp:cNvGraphicFramePr>
-              <a:graphicFrameLocks xmlns:a="http://schemas.openxmlformats.org/drawingml/2006/main" noChangeAspect="1"/>
-            </wp:cNvGraphicFramePr>
-            <a:graphic xmlns:a="http://schemas.openxmlformats.org/drawingml/2006/main">
-              <a:graphicData uri="http://schemas.openxmlformats.org/drawingml/2006/picture">
-                <pic:pic xmlns:pic="http://schemas.openxmlformats.org/drawingml/2006/picture">
-                  <pic:nvPicPr>
-                    <pic:cNvPr id="97834074" name=""/>
-                    <pic:cNvPicPr/>
-                  </pic:nvPicPr>
-                  <pic:blipFill>
-                    <a:blip r:embed="rId17"/>
-                    <a:stretch>
-                      <a:fillRect/>
-                    </a:stretch>
-                  </pic:blipFill>
-                  <pic:spPr>
-                    <a:xfrm>
-                      <a:off x="0" y="0"/>
-                      <a:ext cx="5330102" cy="2522734"/>
-                    </a:xfrm>
-                    <a:prstGeom prst="rect">
-                      <a:avLst/>
-                    </a:prstGeom>
-                  </pic:spPr>
-                </pic:pic>
-              </a:graphicData>
-            </a:graphic>
-          </wp:inline>
-        </w:drawing>
-      </w:r>
-    </w:p>
+            <wp:docPr id="311702236" name="Picture 1"/>
+            <wp:cNvGraphicFramePr>
+              <a:graphicFrameLocks xmlns:a="http://schemas.openxmlformats.org/drawingml/2006/main" noChangeAspect="1"/>
+            </wp:cNvGraphicFramePr>
+            <a:graphic xmlns:a="http://schemas.openxmlformats.org/drawingml/2006/main">
+              <a:graphicData uri="http://schemas.openxmlformats.org/drawingml/2006/picture">
+                <pic:pic xmlns:pic="http://schemas.openxmlformats.org/drawingml/2006/picture">
+                  <pic:nvPicPr>
+                    <pic:cNvPr id="311702236" name=""/>
+                    <pic:cNvPicPr/>
+                  </pic:nvPicPr>
+                  <pic:blipFill>
+                    <a:blip r:embed="rId20"/>
+                    <a:stretch>
+                      <a:fillRect/>
+                    </a:stretch>
+                  </pic:blipFill>
+                  <pic:spPr>
+                    <a:xfrm>
+                      <a:off x="0" y="0"/>
+                      <a:ext cx="3061028" cy="198553"/>
+                    </a:xfrm>
+                    <a:prstGeom prst="rect">
+                      <a:avLst/>
+                    </a:prstGeom>
+                  </pic:spPr>
+                </pic:pic>
+              </a:graphicData>
+            </a:graphic>
+          </wp:inline>
+        </w:drawing>
+      </w:r>
+    </w:p>
+    <w:p>
+      <w:r>
+        <w:drawing>
+          <wp:inline distT="0" distB="0" distL="0" distR="0" wp14:anchorId="480F012E" wp14:editId="02AD182F">
+            <wp:extent cx="4801270" cy="200053"/>
+            <wp:effectExtent l="0" t="0" r="0" b="9525"/>
+            <wp:docPr id="899180082" name="Picture 1"/>
+            <wp:cNvGraphicFramePr>
+              <a:graphicFrameLocks xmlns:a="http://schemas.openxmlformats.org/drawingml/2006/main" noChangeAspect="1"/>
+            </wp:cNvGraphicFramePr>
+            <a:graphic xmlns:a="http://schemas.openxmlformats.org/drawingml/2006/main">
+              <a:graphicData uri="http://schemas.openxmlformats.org/drawingml/2006/picture">
+                <pic:pic xmlns:pic="http://schemas.openxmlformats.org/drawingml/2006/picture">
+                  <pic:nvPicPr>
+                    <pic:cNvPr id="899180082" name=""/>
+                    <pic:cNvPicPr/>
+                  </pic:nvPicPr>
+                  <pic:blipFill>
+                    <a:blip r:embed="rId21"/>
+                    <a:stretch>
+                      <a:fillRect/>
+                    </a:stretch>
+                  </pic:blipFill>
+                  <pic:spPr>
+                    <a:xfrm>
+                      <a:off x="0" y="0"/>
+                      <a:ext cx="4801270" cy="200053"/>
+                    </a:xfrm>
+                    <a:prstGeom prst="rect">
+                      <a:avLst/>
+                    </a:prstGeom>
+                  </pic:spPr>
+                </pic:pic>
+              </a:graphicData>
+            </a:graphic>
+          </wp:inline>
+        </w:drawing>
+      </w:r>
+    </w:p>
+    <w:p>
+      <w:r>
+        <w:t xml:space="preserve">The </w:t>
+      </w:r>
+      <w:r>
+        <w:rPr>
+          <w:b/>
+          <w:bCs/>
+        </w:rPr>
+        <w:t>Elbow Method</w:t>
+      </w:r>
+      <w:r>
+        <w:t xml:space="preserve"> is a heuristic used in K-means clustering to find the optimal number of clusters</w:t>
+      </w:r>
+      <w:r>
+        <w:t xml:space="preserve"> </w:t>
+      </w:r>
+      <w:r>
+        <w:rPr>
+          <w:b/>
+          <w:bCs/>
+        </w:rPr>
+        <w:t>WCSS reduction slows down</w:t>
+      </w:r>
+    </w:p>
+    <w:p/>
     <w:p>
       <w:r>
         <w:drawing>
@@ -596,7 +778,7 @@
                     <pic:cNvPicPr/>
                   </pic:nvPicPr>
                   <pic:blipFill>
-                    <a:blip r:embed="rId18"/>
+                    <a:blip r:embed="rId22"/>
                     <a:stretch>
                       <a:fillRect/>
                     </a:stretch>
@@ -635,7 +817,7 @@
                     <pic:cNvPicPr/>
                   </pic:nvPicPr>
                   <pic:blipFill>
-                    <a:blip r:embed="rId19"/>
+                    <a:blip r:embed="rId23"/>
                     <a:stretch>
                       <a:fillRect/>
                     </a:stretch>
@@ -674,7 +856,7 @@
                     <pic:cNvPicPr/>
                   </pic:nvPicPr>
                   <pic:blipFill>
-                    <a:blip r:embed="rId20"/>
+                    <a:blip r:embed="rId24"/>
                     <a:stretch>
                       <a:fillRect/>
                     </a:stretch>
@@ -683,6 +865,162 @@
                     <a:xfrm>
                       <a:off x="0" y="0"/>
                       <a:ext cx="4741665" cy="2071392"/>
+                    </a:xfrm>
+                    <a:prstGeom prst="rect">
+                      <a:avLst/>
+                    </a:prstGeom>
+                  </pic:spPr>
+                </pic:pic>
+              </a:graphicData>
+            </a:graphic>
+          </wp:inline>
+        </w:drawing>
+      </w:r>
+    </w:p>
+    <w:p>
+      <w:r>
+        <w:drawing>
+          <wp:inline distT="0" distB="0" distL="0" distR="0" wp14:anchorId="789F6930" wp14:editId="20C83EDD">
+            <wp:extent cx="2217420" cy="194774"/>
+            <wp:effectExtent l="0" t="0" r="0" b="0"/>
+            <wp:docPr id="1670401633" name="Picture 1"/>
+            <wp:cNvGraphicFramePr>
+              <a:graphicFrameLocks xmlns:a="http://schemas.openxmlformats.org/drawingml/2006/main" noChangeAspect="1"/>
+            </wp:cNvGraphicFramePr>
+            <a:graphic xmlns:a="http://schemas.openxmlformats.org/drawingml/2006/main">
+              <a:graphicData uri="http://schemas.openxmlformats.org/drawingml/2006/picture">
+                <pic:pic xmlns:pic="http://schemas.openxmlformats.org/drawingml/2006/picture">
+                  <pic:nvPicPr>
+                    <pic:cNvPr id="1670401633" name=""/>
+                    <pic:cNvPicPr/>
+                  </pic:nvPicPr>
+                  <pic:blipFill>
+                    <a:blip r:embed="rId25"/>
+                    <a:stretch>
+                      <a:fillRect/>
+                    </a:stretch>
+                  </pic:blipFill>
+                  <pic:spPr>
+                    <a:xfrm>
+                      <a:off x="0" y="0"/>
+                      <a:ext cx="2280675" cy="200330"/>
+                    </a:xfrm>
+                    <a:prstGeom prst="rect">
+                      <a:avLst/>
+                    </a:prstGeom>
+                  </pic:spPr>
+                </pic:pic>
+              </a:graphicData>
+            </a:graphic>
+          </wp:inline>
+        </w:drawing>
+      </w:r>
+    </w:p>
+    <w:p>
+      <w:r>
+        <w:drawing>
+          <wp:inline distT="0" distB="0" distL="0" distR="0" wp14:anchorId="76C52A9C" wp14:editId="4AA955FD">
+            <wp:extent cx="2118360" cy="212569"/>
+            <wp:effectExtent l="0" t="0" r="0" b="0"/>
+            <wp:docPr id="1325528004" name="Picture 1"/>
+            <wp:cNvGraphicFramePr>
+              <a:graphicFrameLocks xmlns:a="http://schemas.openxmlformats.org/drawingml/2006/main" noChangeAspect="1"/>
+            </wp:cNvGraphicFramePr>
+            <a:graphic xmlns:a="http://schemas.openxmlformats.org/drawingml/2006/main">
+              <a:graphicData uri="http://schemas.openxmlformats.org/drawingml/2006/picture">
+                <pic:pic xmlns:pic="http://schemas.openxmlformats.org/drawingml/2006/picture">
+                  <pic:nvPicPr>
+                    <pic:cNvPr id="1325528004" name=""/>
+                    <pic:cNvPicPr/>
+                  </pic:nvPicPr>
+                  <pic:blipFill>
+                    <a:blip r:embed="rId26"/>
+                    <a:stretch>
+                      <a:fillRect/>
+                    </a:stretch>
+                  </pic:blipFill>
+                  <pic:spPr>
+                    <a:xfrm>
+                      <a:off x="0" y="0"/>
+                      <a:ext cx="2177899" cy="218543"/>
+                    </a:xfrm>
+                    <a:prstGeom prst="rect">
+                      <a:avLst/>
+                    </a:prstGeom>
+                  </pic:spPr>
+                </pic:pic>
+              </a:graphicData>
+            </a:graphic>
+          </wp:inline>
+        </w:drawing>
+      </w:r>
+    </w:p>
+    <w:p>
+      <w:r>
+        <w:drawing>
+          <wp:inline distT="0" distB="0" distL="0" distR="0" wp14:anchorId="66ED66AE" wp14:editId="71AB0BAF">
+            <wp:extent cx="5731510" cy="163195"/>
+            <wp:effectExtent l="0" t="0" r="2540" b="8255"/>
+            <wp:docPr id="467211907" name="Picture 1"/>
+            <wp:cNvGraphicFramePr>
+              <a:graphicFrameLocks xmlns:a="http://schemas.openxmlformats.org/drawingml/2006/main" noChangeAspect="1"/>
+            </wp:cNvGraphicFramePr>
+            <a:graphic xmlns:a="http://schemas.openxmlformats.org/drawingml/2006/main">
+              <a:graphicData uri="http://schemas.openxmlformats.org/drawingml/2006/picture">
+                <pic:pic xmlns:pic="http://schemas.openxmlformats.org/drawingml/2006/picture">
+                  <pic:nvPicPr>
+                    <pic:cNvPr id="467211907" name=""/>
+                    <pic:cNvPicPr/>
+                  </pic:nvPicPr>
+                  <pic:blipFill>
+                    <a:blip r:embed="rId27"/>
+                    <a:stretch>
+                      <a:fillRect/>
+                    </a:stretch>
+                  </pic:blipFill>
+                  <pic:spPr>
+                    <a:xfrm>
+                      <a:off x="0" y="0"/>
+                      <a:ext cx="5731510" cy="163195"/>
+                    </a:xfrm>
+                    <a:prstGeom prst="rect">
+                      <a:avLst/>
+                    </a:prstGeom>
+                  </pic:spPr>
+                </pic:pic>
+              </a:graphicData>
+            </a:graphic>
+          </wp:inline>
+        </w:drawing>
+      </w:r>
+    </w:p>
+    <w:p>
+      <w:r>
+        <w:drawing>
+          <wp:inline distT="0" distB="0" distL="0" distR="0" wp14:anchorId="115E0DC2" wp14:editId="2156C7D4">
+            <wp:extent cx="5731510" cy="175895"/>
+            <wp:effectExtent l="0" t="0" r="2540" b="0"/>
+            <wp:docPr id="494931083" name="Picture 1"/>
+            <wp:cNvGraphicFramePr>
+              <a:graphicFrameLocks xmlns:a="http://schemas.openxmlformats.org/drawingml/2006/main" noChangeAspect="1"/>
+            </wp:cNvGraphicFramePr>
+            <a:graphic xmlns:a="http://schemas.openxmlformats.org/drawingml/2006/main">
+              <a:graphicData uri="http://schemas.openxmlformats.org/drawingml/2006/picture">
+                <pic:pic xmlns:pic="http://schemas.openxmlformats.org/drawingml/2006/picture">
+                  <pic:nvPicPr>
+                    <pic:cNvPr id="494931083" name=""/>
+                    <pic:cNvPicPr/>
+                  </pic:nvPicPr>
+                  <pic:blipFill>
+                    <a:blip r:embed="rId28"/>
+                    <a:stretch>
+                      <a:fillRect/>
+                    </a:stretch>
+                  </pic:blipFill>
+                  <pic:spPr>
+                    <a:xfrm>
+                      <a:off x="0" y="0"/>
+                      <a:ext cx="5731510" cy="175895"/>
                     </a:xfrm>
                     <a:prstGeom prst="rect">
                       <a:avLst/>
@@ -713,7 +1051,7 @@
                     <pic:cNvPicPr/>
                   </pic:nvPicPr>
                   <pic:blipFill>
-                    <a:blip r:embed="rId21"/>
+                    <a:blip r:embed="rId29"/>
                     <a:stretch>
                       <a:fillRect/>
                     </a:stretch>
@@ -752,7 +1090,7 @@
                     <pic:cNvPicPr/>
                   </pic:nvPicPr>
                   <pic:blipFill>
-                    <a:blip r:embed="rId22"/>
+                    <a:blip r:embed="rId30"/>
                     <a:stretch>
                       <a:fillRect/>
                     </a:stretch>
@@ -791,7 +1129,7 @@
                     <pic:cNvPicPr/>
                   </pic:nvPicPr>
                   <pic:blipFill>
-                    <a:blip r:embed="rId23"/>
+                    <a:blip r:embed="rId31"/>
                     <a:stretch>
                       <a:fillRect/>
                     </a:stretch>
@@ -830,7 +1168,7 @@
                     <pic:cNvPicPr/>
                   </pic:nvPicPr>
                   <pic:blipFill>
-                    <a:blip r:embed="rId24"/>
+                    <a:blip r:embed="rId32"/>
                     <a:stretch>
                       <a:fillRect/>
                     </a:stretch>
@@ -869,7 +1207,7 @@
                     <pic:cNvPicPr/>
                   </pic:nvPicPr>
                   <pic:blipFill>
-                    <a:blip r:embed="rId25"/>
+                    <a:blip r:embed="rId33"/>
                     <a:stretch>
                       <a:fillRect/>
                     </a:stretch>
@@ -908,7 +1246,7 @@
                     <pic:cNvPicPr/>
                   </pic:nvPicPr>
                   <pic:blipFill>
-                    <a:blip r:embed="rId26"/>
+                    <a:blip r:embed="rId34"/>
                     <a:stretch>
                       <a:fillRect/>
                     </a:stretch>
@@ -947,7 +1285,7 @@
                     <pic:cNvPicPr/>
                   </pic:nvPicPr>
                   <pic:blipFill>
-                    <a:blip r:embed="rId27"/>
+                    <a:blip r:embed="rId35"/>
                     <a:stretch>
                       <a:fillRect/>
                     </a:stretch>
@@ -986,7 +1324,7 @@
                     <pic:cNvPicPr/>
                   </pic:nvPicPr>
                   <pic:blipFill>
-                    <a:blip r:embed="rId28"/>
+                    <a:blip r:embed="rId36"/>
                     <a:stretch>
                       <a:fillRect/>
                     </a:stretch>
@@ -1025,7 +1363,7 @@
                     <pic:cNvPicPr/>
                   </pic:nvPicPr>
                   <pic:blipFill>
-                    <a:blip r:embed="rId29"/>
+                    <a:blip r:embed="rId37"/>
                     <a:stretch>
                       <a:fillRect/>
                     </a:stretch>
@@ -1064,7 +1402,7 @@
                     <pic:cNvPicPr/>
                   </pic:nvPicPr>
                   <pic:blipFill>
-                    <a:blip r:embed="rId30"/>
+                    <a:blip r:embed="rId38"/>
                     <a:stretch>
                       <a:fillRect/>
                     </a:stretch>
@@ -1101,7 +1439,7 @@
                     <pic:cNvPicPr/>
                   </pic:nvPicPr>
                   <pic:blipFill>
-                    <a:blip r:embed="rId31"/>
+                    <a:blip r:embed="rId39"/>
                     <a:stretch>
                       <a:fillRect/>
                     </a:stretch>
@@ -1140,7 +1478,7 @@
                     <pic:cNvPicPr/>
                   </pic:nvPicPr>
                   <pic:blipFill>
-                    <a:blip r:embed="rId32"/>
+                    <a:blip r:embed="rId40"/>
                     <a:stretch>
                       <a:fillRect/>
                     </a:stretch>
@@ -1179,7 +1517,7 @@
                     <pic:cNvPicPr/>
                   </pic:nvPicPr>
                   <pic:blipFill>
-                    <a:blip r:embed="rId33"/>
+                    <a:blip r:embed="rId41"/>
                     <a:stretch>
                       <a:fillRect/>
                     </a:stretch>
@@ -1218,7 +1556,7 @@
                     <pic:cNvPicPr/>
                   </pic:nvPicPr>
                   <pic:blipFill>
-                    <a:blip r:embed="rId34"/>
+                    <a:blip r:embed="rId42"/>
                     <a:stretch>
                       <a:fillRect/>
                     </a:stretch>
@@ -1257,7 +1595,7 @@
                     <pic:cNvPicPr/>
                   </pic:nvPicPr>
                   <pic:blipFill>
-                    <a:blip r:embed="rId35"/>
+                    <a:blip r:embed="rId43"/>
                     <a:stretch>
                       <a:fillRect/>
                     </a:stretch>
@@ -1266,6 +1604,279 @@
                     <a:xfrm>
                       <a:off x="0" y="0"/>
                       <a:ext cx="3701261" cy="2711361"/>
+                    </a:xfrm>
+                    <a:prstGeom prst="rect">
+                      <a:avLst/>
+                    </a:prstGeom>
+                  </pic:spPr>
+                </pic:pic>
+              </a:graphicData>
+            </a:graphic>
+          </wp:inline>
+        </w:drawing>
+      </w:r>
+    </w:p>
+    <w:p>
+      <w:r>
+        <w:drawing>
+          <wp:inline distT="0" distB="0" distL="0" distR="0" wp14:anchorId="1796E330" wp14:editId="129EB414">
+            <wp:extent cx="5731510" cy="187325"/>
+            <wp:effectExtent l="0" t="0" r="2540" b="3175"/>
+            <wp:docPr id="1419166710" name="Picture 1"/>
+            <wp:cNvGraphicFramePr>
+              <a:graphicFrameLocks xmlns:a="http://schemas.openxmlformats.org/drawingml/2006/main" noChangeAspect="1"/>
+            </wp:cNvGraphicFramePr>
+            <a:graphic xmlns:a="http://schemas.openxmlformats.org/drawingml/2006/main">
+              <a:graphicData uri="http://schemas.openxmlformats.org/drawingml/2006/picture">
+                <pic:pic xmlns:pic="http://schemas.openxmlformats.org/drawingml/2006/picture">
+                  <pic:nvPicPr>
+                    <pic:cNvPr id="1419166710" name=""/>
+                    <pic:cNvPicPr/>
+                  </pic:nvPicPr>
+                  <pic:blipFill>
+                    <a:blip r:embed="rId44"/>
+                    <a:stretch>
+                      <a:fillRect/>
+                    </a:stretch>
+                  </pic:blipFill>
+                  <pic:spPr>
+                    <a:xfrm>
+                      <a:off x="0" y="0"/>
+                      <a:ext cx="5731510" cy="187325"/>
+                    </a:xfrm>
+                    <a:prstGeom prst="rect">
+                      <a:avLst/>
+                    </a:prstGeom>
+                  </pic:spPr>
+                </pic:pic>
+              </a:graphicData>
+            </a:graphic>
+          </wp:inline>
+        </w:drawing>
+      </w:r>
+    </w:p>
+    <w:p>
+      <w:r>
+        <w:drawing>
+          <wp:inline distT="0" distB="0" distL="0" distR="0" wp14:anchorId="096CA6CD" wp14:editId="28AB9155">
+            <wp:extent cx="5731510" cy="158750"/>
+            <wp:effectExtent l="0" t="0" r="2540" b="0"/>
+            <wp:docPr id="213120363" name="Picture 1"/>
+            <wp:cNvGraphicFramePr>
+              <a:graphicFrameLocks xmlns:a="http://schemas.openxmlformats.org/drawingml/2006/main" noChangeAspect="1"/>
+            </wp:cNvGraphicFramePr>
+            <a:graphic xmlns:a="http://schemas.openxmlformats.org/drawingml/2006/main">
+              <a:graphicData uri="http://schemas.openxmlformats.org/drawingml/2006/picture">
+                <pic:pic xmlns:pic="http://schemas.openxmlformats.org/drawingml/2006/picture">
+                  <pic:nvPicPr>
+                    <pic:cNvPr id="213120363" name=""/>
+                    <pic:cNvPicPr/>
+                  </pic:nvPicPr>
+                  <pic:blipFill>
+                    <a:blip r:embed="rId45"/>
+                    <a:stretch>
+                      <a:fillRect/>
+                    </a:stretch>
+                  </pic:blipFill>
+                  <pic:spPr>
+                    <a:xfrm>
+                      <a:off x="0" y="0"/>
+                      <a:ext cx="5731510" cy="158750"/>
+                    </a:xfrm>
+                    <a:prstGeom prst="rect">
+                      <a:avLst/>
+                    </a:prstGeom>
+                  </pic:spPr>
+                </pic:pic>
+              </a:graphicData>
+            </a:graphic>
+          </wp:inline>
+        </w:drawing>
+      </w:r>
+    </w:p>
+    <w:p>
+      <w:r>
+        <w:drawing>
+          <wp:inline distT="0" distB="0" distL="0" distR="0" wp14:anchorId="6FC3BDCF" wp14:editId="2FE61689">
+            <wp:extent cx="5731510" cy="172720"/>
+            <wp:effectExtent l="0" t="0" r="2540" b="0"/>
+            <wp:docPr id="1804866693" name="Picture 1"/>
+            <wp:cNvGraphicFramePr>
+              <a:graphicFrameLocks xmlns:a="http://schemas.openxmlformats.org/drawingml/2006/main" noChangeAspect="1"/>
+            </wp:cNvGraphicFramePr>
+            <a:graphic xmlns:a="http://schemas.openxmlformats.org/drawingml/2006/main">
+              <a:graphicData uri="http://schemas.openxmlformats.org/drawingml/2006/picture">
+                <pic:pic xmlns:pic="http://schemas.openxmlformats.org/drawingml/2006/picture">
+                  <pic:nvPicPr>
+                    <pic:cNvPr id="1804866693" name=""/>
+                    <pic:cNvPicPr/>
+                  </pic:nvPicPr>
+                  <pic:blipFill>
+                    <a:blip r:embed="rId46"/>
+                    <a:stretch>
+                      <a:fillRect/>
+                    </a:stretch>
+                  </pic:blipFill>
+                  <pic:spPr>
+                    <a:xfrm>
+                      <a:off x="0" y="0"/>
+                      <a:ext cx="5731510" cy="172720"/>
+                    </a:xfrm>
+                    <a:prstGeom prst="rect">
+                      <a:avLst/>
+                    </a:prstGeom>
+                  </pic:spPr>
+                </pic:pic>
+              </a:graphicData>
+            </a:graphic>
+          </wp:inline>
+        </w:drawing>
+      </w:r>
+    </w:p>
+    <w:p>
+      <w:r>
+        <w:drawing>
+          <wp:inline distT="0" distB="0" distL="0" distR="0" wp14:anchorId="7A6A57CE" wp14:editId="53C20980">
+            <wp:extent cx="5731510" cy="164465"/>
+            <wp:effectExtent l="0" t="0" r="2540" b="6985"/>
+            <wp:docPr id="515533738" name="Picture 1"/>
+            <wp:cNvGraphicFramePr>
+              <a:graphicFrameLocks xmlns:a="http://schemas.openxmlformats.org/drawingml/2006/main" noChangeAspect="1"/>
+            </wp:cNvGraphicFramePr>
+            <a:graphic xmlns:a="http://schemas.openxmlformats.org/drawingml/2006/main">
+              <a:graphicData uri="http://schemas.openxmlformats.org/drawingml/2006/picture">
+                <pic:pic xmlns:pic="http://schemas.openxmlformats.org/drawingml/2006/picture">
+                  <pic:nvPicPr>
+                    <pic:cNvPr id="515533738" name=""/>
+                    <pic:cNvPicPr/>
+                  </pic:nvPicPr>
+                  <pic:blipFill>
+                    <a:blip r:embed="rId47"/>
+                    <a:stretch>
+                      <a:fillRect/>
+                    </a:stretch>
+                  </pic:blipFill>
+                  <pic:spPr>
+                    <a:xfrm>
+                      <a:off x="0" y="0"/>
+                      <a:ext cx="5731510" cy="164465"/>
+                    </a:xfrm>
+                    <a:prstGeom prst="rect">
+                      <a:avLst/>
+                    </a:prstGeom>
+                  </pic:spPr>
+                </pic:pic>
+              </a:graphicData>
+            </a:graphic>
+          </wp:inline>
+        </w:drawing>
+      </w:r>
+    </w:p>
+    <w:p>
+      <w:r>
+        <w:drawing>
+          <wp:inline distT="0" distB="0" distL="0" distR="0" wp14:anchorId="7E553B36" wp14:editId="58285FB2">
+            <wp:extent cx="5731510" cy="177165"/>
+            <wp:effectExtent l="0" t="0" r="2540" b="0"/>
+            <wp:docPr id="1411370088" name="Picture 1"/>
+            <wp:cNvGraphicFramePr>
+              <a:graphicFrameLocks xmlns:a="http://schemas.openxmlformats.org/drawingml/2006/main" noChangeAspect="1"/>
+            </wp:cNvGraphicFramePr>
+            <a:graphic xmlns:a="http://schemas.openxmlformats.org/drawingml/2006/main">
+              <a:graphicData uri="http://schemas.openxmlformats.org/drawingml/2006/picture">
+                <pic:pic xmlns:pic="http://schemas.openxmlformats.org/drawingml/2006/picture">
+                  <pic:nvPicPr>
+                    <pic:cNvPr id="1411370088" name=""/>
+                    <pic:cNvPicPr/>
+                  </pic:nvPicPr>
+                  <pic:blipFill>
+                    <a:blip r:embed="rId48"/>
+                    <a:stretch>
+                      <a:fillRect/>
+                    </a:stretch>
+                  </pic:blipFill>
+                  <pic:spPr>
+                    <a:xfrm>
+                      <a:off x="0" y="0"/>
+                      <a:ext cx="5731510" cy="177165"/>
+                    </a:xfrm>
+                    <a:prstGeom prst="rect">
+                      <a:avLst/>
+                    </a:prstGeom>
+                  </pic:spPr>
+                </pic:pic>
+              </a:graphicData>
+            </a:graphic>
+          </wp:inline>
+        </w:drawing>
+      </w:r>
+    </w:p>
+    <w:p>
+      <w:r>
+        <w:drawing>
+          <wp:inline distT="0" distB="0" distL="0" distR="0" wp14:anchorId="12DF51AE" wp14:editId="1005AAA1">
+            <wp:extent cx="5731510" cy="193675"/>
+            <wp:effectExtent l="0" t="0" r="2540" b="0"/>
+            <wp:docPr id="478690644" name="Picture 1"/>
+            <wp:cNvGraphicFramePr>
+              <a:graphicFrameLocks xmlns:a="http://schemas.openxmlformats.org/drawingml/2006/main" noChangeAspect="1"/>
+            </wp:cNvGraphicFramePr>
+            <a:graphic xmlns:a="http://schemas.openxmlformats.org/drawingml/2006/main">
+              <a:graphicData uri="http://schemas.openxmlformats.org/drawingml/2006/picture">
+                <pic:pic xmlns:pic="http://schemas.openxmlformats.org/drawingml/2006/picture">
+                  <pic:nvPicPr>
+                    <pic:cNvPr id="478690644" name=""/>
+                    <pic:cNvPicPr/>
+                  </pic:nvPicPr>
+                  <pic:blipFill>
+                    <a:blip r:embed="rId49"/>
+                    <a:stretch>
+                      <a:fillRect/>
+                    </a:stretch>
+                  </pic:blipFill>
+                  <pic:spPr>
+                    <a:xfrm>
+                      <a:off x="0" y="0"/>
+                      <a:ext cx="5731510" cy="193675"/>
+                    </a:xfrm>
+                    <a:prstGeom prst="rect">
+                      <a:avLst/>
+                    </a:prstGeom>
+                  </pic:spPr>
+                </pic:pic>
+              </a:graphicData>
+            </a:graphic>
+          </wp:inline>
+        </w:drawing>
+      </w:r>
+    </w:p>
+    <w:p>
+      <w:r>
+        <w:drawing>
+          <wp:inline distT="0" distB="0" distL="0" distR="0" wp14:anchorId="398A65F8" wp14:editId="100E8394">
+            <wp:extent cx="5731510" cy="195580"/>
+            <wp:effectExtent l="0" t="0" r="2540" b="0"/>
+            <wp:docPr id="707726975" name="Picture 1"/>
+            <wp:cNvGraphicFramePr>
+              <a:graphicFrameLocks xmlns:a="http://schemas.openxmlformats.org/drawingml/2006/main" noChangeAspect="1"/>
+            </wp:cNvGraphicFramePr>
+            <a:graphic xmlns:a="http://schemas.openxmlformats.org/drawingml/2006/main">
+              <a:graphicData uri="http://schemas.openxmlformats.org/drawingml/2006/picture">
+                <pic:pic xmlns:pic="http://schemas.openxmlformats.org/drawingml/2006/picture">
+                  <pic:nvPicPr>
+                    <pic:cNvPr id="707726975" name=""/>
+                    <pic:cNvPicPr/>
+                  </pic:nvPicPr>
+                  <pic:blipFill>
+                    <a:blip r:embed="rId50"/>
+                    <a:stretch>
+                      <a:fillRect/>
+                    </a:stretch>
+                  </pic:blipFill>
+                  <pic:spPr>
+                    <a:xfrm>
+                      <a:off x="0" y="0"/>
+                      <a:ext cx="5731510" cy="195580"/>
                     </a:xfrm>
                     <a:prstGeom prst="rect">
                       <a:avLst/>
@@ -1891,7 +2502,6 @@
   <w:style w:type="character" w:default="1" w:styleId="DefaultParagraphFont">
     <w:name w:val="Default Paragraph Font"/>
     <w:uiPriority w:val="1"/>
-    <w:semiHidden/>
     <w:unhideWhenUsed/>
   </w:style>
   <w:style w:type="table" w:default="1" w:styleId="TableNormal">
@@ -2203,6 +2813,19 @@
       <w:smallCaps/>
       <w:color w:val="2F5496" w:themeColor="accent1" w:themeShade="BF"/>
       <w:spacing w:val="5"/>
+    </w:rPr>
+  </w:style>
+  <w:style w:type="paragraph" w:styleId="NormalWeb">
+    <w:name w:val="Normal (Web)"/>
+    <w:basedOn w:val="Normal"/>
+    <w:uiPriority w:val="99"/>
+    <w:semiHidden/>
+    <w:unhideWhenUsed/>
+    <w:rsid w:val="00F64A42"/>
+    <w:rPr>
+      <w:rFonts w:ascii="Times New Roman" w:hAnsi="Times New Roman" w:cs="Times New Roman"/>
+      <w:sz w:val="24"/>
+      <w:szCs w:val="24"/>
     </w:rPr>
   </w:style>
 </w:styles>
